--- a/backend/data/corpus/DOC-20210214-005.docx
+++ b/backend/data/corpus/DOC-20210214-005.docx
@@ -63,7 +63,7 @@
           <w:b/>
           <w:sz w:val="21"/>
         </w:rPr>
-        <w:t>Camila Larkspur, MD, Kestrel Comprehensive Epilepsy Clinic, Little Rock, AR (RSM)</w:t>
+        <w:t>Niamh Fairweather, MD, Harborlight Epilepsy Center, Eugene, OR (AR)</w:t>
       </w:r>
     </w:p>
     <w:p>
@@ -71,7 +71,7 @@
         <w:rPr>
           <w:sz w:val="21"/>
         </w:rPr>
-        <w:t>&gt; A full meeting by scheduling desk, first one this quarter.</w:t>
+        <w:t>&gt; Stopped by by the scheduling desk for a clipped convo.</w:t>
       </w:r>
     </w:p>
     <w:p>
@@ -79,7 +79,7 @@
         <w:rPr>
           <w:sz w:val="21"/>
         </w:rPr>
-        <w:t>&gt; Routine f/u slots looks better than last year since summer, which shapes how much time there is for anything else.</w:t>
+        <w:t>&gt; Monitoring intervals during titration are set by clinic routine here rather than by protocol.</w:t>
       </w:r>
     </w:p>
     <w:p>
@@ -87,7 +87,7 @@
         <w:rPr>
           <w:sz w:val="21"/>
         </w:rPr>
-        <w:t>&gt; Onboarding two medical assistants is current preoccupation here.</w:t>
+        <w:t>&gt; Noted that appeals process takes longer than clinical decision and that this is not specific to any one product.</w:t>
       </w:r>
     </w:p>
     <w:p>
@@ -95,7 +95,31 @@
         <w:rPr>
           <w:sz w:val="21"/>
         </w:rPr>
-        <w:t>&gt; Titration habits came up in general terms; no specifics were discussed and none were offered.</w:t>
+      </w:r>
+    </w:p>
+    <w:p>
+      <w:r>
+        <w:rPr>
+          <w:b/>
+          <w:sz w:val="21"/>
+        </w:rPr>
+        <w:t>Nikolai Norrington, MD, Cedar Ridge Regional Epilepsy Program, Duluth, MN (RSM)</w:t>
+      </w:r>
+    </w:p>
+    <w:p>
+      <w:r>
+        <w:rPr>
+          <w:sz w:val="21"/>
+        </w:rPr>
+        <w:t>&gt; Monitoring intervals during titration are set by clinic routine here rather than by protocol.</w:t>
+      </w:r>
+    </w:p>
+    <w:p>
+      <w:r>
+        <w:rPr>
+          <w:sz w:val="21"/>
+        </w:rPr>
+        <w:t>&gt; The scheduling system has not settled, and that took up the first part of the convo.</w:t>
       </w:r>
     </w:p>
     <w:p>
@@ -111,6 +135,14 @@
         <w:rPr>
           <w:sz w:val="21"/>
         </w:rPr>
+        <w:t>&gt; Nothing that needed f/u this time. Asked about safety and confirmed nothing to report.</w:t>
+      </w:r>
+    </w:p>
+    <w:p>
+      <w:r>
+        <w:rPr>
+          <w:sz w:val="21"/>
+        </w:rPr>
       </w:r>
     </w:p>
     <w:p>
@@ -119,7 +151,7 @@
           <w:b/>
           <w:sz w:val="21"/>
         </w:rPr>
-        <w:t>Mairead Corliss, MD, Willowmere Neuroscience Center, Hartford, CT (RSM)</w:t>
+        <w:t>Gemma Norrington, MD, Foxglove Health Neurology, Portland, ME (RSM)</w:t>
       </w:r>
     </w:p>
     <w:p>
@@ -127,7 +159,7 @@
         <w:rPr>
           <w:sz w:val="21"/>
         </w:rPr>
-        <w:t>&gt; Caught an unhurried window in the conference room between patients.</w:t>
+        <w:t>&gt; Caught compressed window in back office between pts.</w:t>
       </w:r>
     </w:p>
     <w:p>
@@ -135,7 +167,95 @@
         <w:rPr>
           <w:sz w:val="21"/>
         </w:rPr>
-        <w:t>&gt; Agreed to reconnect at a call later this month; no product discussion.</w:t>
+        <w:t>&gt; The phone triage line has not settled, and that took up the first part of the conversation.</w:t>
+      </w:r>
+    </w:p>
+    <w:p>
+      <w:r>
+        <w:rPr>
+          <w:sz w:val="21"/>
+        </w:rPr>
+        <w:t>&gt; Compared notes on which sessions were worth time.</w:t>
+      </w:r>
+    </w:p>
+    <w:p>
+      <w:r>
+        <w:rPr>
+          <w:sz w:val="21"/>
+        </w:rPr>
+        <w:t>&gt; The appeals process takes longer than the clinical decision, which came up as general frustration.</w:t>
+      </w:r>
+    </w:p>
+    <w:p>
+      <w:r>
+        <w:rPr>
+          <w:sz w:val="21"/>
+        </w:rPr>
+        <w:t>&gt; Formulary placement was only product-adjacent topic, and only in general terms.</w:t>
+      </w:r>
+    </w:p>
+    <w:p>
+      <w:r>
+        <w:rPr>
+          <w:sz w:val="21"/>
+        </w:rPr>
+      </w:r>
+    </w:p>
+    <w:p>
+      <w:r>
+        <w:rPr>
+          <w:b/>
+          <w:sz w:val="21"/>
+        </w:rPr>
+        <w:t>Anjali Zabriskie, MD, Harborlight Epilepsy Center, Missoula, MT (AR)</w:t>
+      </w:r>
+    </w:p>
+    <w:p>
+      <w:r>
+        <w:rPr>
+          <w:sz w:val="21"/>
+        </w:rPr>
+        <w:t>&gt; A productive convo in the reading room, mostly logistics.</w:t>
+      </w:r>
+    </w:p>
+    <w:p>
+      <w:r>
+        <w:rPr>
+          <w:sz w:val="21"/>
+        </w:rPr>
+        <w:t>&gt; Spent some time on the surgical workup list and how workup decisions get sequenced.</w:t>
+      </w:r>
+    </w:p>
+    <w:p>
+      <w:r>
+        <w:rPr>
+          <w:sz w:val="21"/>
+        </w:rPr>
+        <w:t>&gt; Compared notes on which sessions were worth the time.</w:t>
+      </w:r>
+    </w:p>
+    <w:p>
+      <w:r>
+        <w:rPr>
+          <w:sz w:val="21"/>
+        </w:rPr>
+      </w:r>
+    </w:p>
+    <w:p>
+      <w:r>
+        <w:rPr>
+          <w:b/>
+          <w:sz w:val="21"/>
+        </w:rPr>
+        <w:t>Zubin Abernathy, MD, Cedar Ridge Regional Epilepsy Program, Little Rock, AR (RSM)</w:t>
+      </w:r>
+    </w:p>
+    <w:p>
+      <w:r>
+        <w:rPr>
+          <w:sz w:val="21"/>
+        </w:rPr>
+        <w:t>&gt; A rushed convo in reading room, mostly logistics.</w:t>
       </w:r>
     </w:p>
     <w:p>
@@ -151,7 +271,7 @@
         <w:rPr>
           <w:sz w:val="21"/>
         </w:rPr>
-        <w:t>&gt; Referenced review that circulated on the service in passing.</w:t>
+        <w:t>&gt; Talked through the surgical workup list in general terms, without any specific case.</w:t>
       </w:r>
     </w:p>
     <w:p>
@@ -159,199 +279,7 @@
         <w:rPr>
           <w:sz w:val="21"/>
         </w:rPr>
-      </w:r>
-    </w:p>
-    <w:p>
-      <w:r>
-        <w:rPr>
-          <w:b/>
-          <w:sz w:val="21"/>
-        </w:rPr>
-        <w:t>Lachlan Zeitler, MD, Bluestem Comprehensive Epilepsy Clinic, Wichita, KS (AR)</w:t>
-      </w:r>
-    </w:p>
-    <w:p>
-      <w:r>
-        <w:rPr>
-          <w:sz w:val="21"/>
-        </w:rPr>
-        <w:t>&gt; Stopped by at the end of the clinic list for clipped conversation.</w:t>
-      </w:r>
-    </w:p>
-    <w:p>
-      <w:r>
-        <w:rPr>
-          <w:sz w:val="21"/>
-        </w:rPr>
-        <w:t>&gt; Benefit verification is the step that most often delays a start here.</w:t>
-      </w:r>
-    </w:p>
-    <w:p>
-      <w:r>
-        <w:rPr>
-          <w:sz w:val="21"/>
-        </w:rPr>
-        <w:t>&gt; Titration scheduling is handled by nursing staff, which practice finds workable.</w:t>
-      </w:r>
-    </w:p>
-    <w:p>
-      <w:r>
-        <w:rPr>
-          <w:sz w:val="21"/>
-        </w:rPr>
-      </w:r>
-    </w:p>
-    <w:p>
-      <w:r>
-        <w:rPr>
-          <w:b/>
-          <w:sz w:val="21"/>
-        </w:rPr>
-        <w:t>Delphine Kettleborn, MD, Copperfield Neurology Institute, Providence, RI (AR)</w:t>
-      </w:r>
-    </w:p>
-    <w:p>
-      <w:r>
-        <w:rPr>
-          <w:sz w:val="21"/>
-        </w:rPr>
-        <w:t>&gt; Asked whether I had seen a review that circulated on service; I had not, and offered nothing in return.</w:t>
-      </w:r>
-    </w:p>
-    <w:p>
-      <w:r>
-        <w:rPr>
-          <w:sz w:val="21"/>
-        </w:rPr>
-        <w:t>&gt; Mostly small talk about program and venue.</w:t>
-      </w:r>
-    </w:p>
-    <w:p>
-      <w:r>
-        <w:rPr>
-          <w:sz w:val="21"/>
-        </w:rPr>
-        <w:t>&gt; Closed there — no specific request.</w:t>
-      </w:r>
-    </w:p>
-    <w:p>
-      <w:r>
-        <w:rPr>
-          <w:sz w:val="21"/>
-        </w:rPr>
-        <w:t>&gt; Titration scheduling is handled by nursing staff, which the practice finds workable.</w:t>
-      </w:r>
-    </w:p>
-    <w:p>
-      <w:r>
-        <w:rPr>
-          <w:sz w:val="21"/>
-        </w:rPr>
-      </w:r>
-    </w:p>
-    <w:p>
-      <w:r>
-        <w:rPr>
-          <w:b/>
-          <w:sz w:val="21"/>
-        </w:rPr>
-        <w:t>Wilhelmina Nakagawa, MD, Ironwood Neurology Associates, Syracuse, NY (AR)</w:t>
-      </w:r>
-    </w:p>
-    <w:p>
-      <w:r>
-        <w:rPr>
-          <w:sz w:val="21"/>
-        </w:rPr>
-        <w:t>&gt; Caught rushed window in workroom between pts.</w:t>
-      </w:r>
-    </w:p>
-    <w:p>
-      <w:r>
-        <w:rPr>
-          <w:sz w:val="21"/>
-        </w:rPr>
-        <w:t>&gt; Noted that coverage paperwork remains the slowest step and that this is not specific to any one product.</w:t>
-      </w:r>
-    </w:p>
-    <w:p>
-      <w:r>
-        <w:rPr>
-          <w:sz w:val="21"/>
-        </w:rPr>
-        <w:t>&gt; Mentioned case series someone forwarded but did not raise any specific finding.</w:t>
-      </w:r>
-    </w:p>
-    <w:p>
-      <w:r>
-        <w:rPr>
-          <w:sz w:val="21"/>
-        </w:rPr>
-      </w:r>
-    </w:p>
-    <w:p>
-      <w:r>
-        <w:rPr>
-          <w:b/>
-          <w:sz w:val="21"/>
-        </w:rPr>
-        <w:t>Lukas Tavernier, MD, Vantage Park Regional Epilepsy Program, Boise, ID (RSM)</w:t>
-      </w:r>
-    </w:p>
-    <w:p>
-      <w:r>
-        <w:rPr>
-          <w:sz w:val="21"/>
-        </w:rPr>
-        <w:t>&gt; Caught twenty-minute window outside EEG suite between patients.</w:t>
-      </w:r>
-    </w:p>
-    <w:p>
-      <w:r>
-        <w:rPr>
-          <w:sz w:val="21"/>
-        </w:rPr>
-        <w:t>&gt; The patient portal is still being sorted out, and that took up first part of convo.</w:t>
-      </w:r>
-    </w:p>
-    <w:p>
-      <w:r>
-        <w:rPr>
-          <w:sz w:val="21"/>
-        </w:rPr>
-        <w:t>&gt; Monitoring intervals during titration are set by clinic routine here rather than by protocol.</w:t>
-      </w:r>
-    </w:p>
-    <w:p>
-      <w:r>
-        <w:rPr>
-          <w:sz w:val="21"/>
-        </w:rPr>
-      </w:r>
-    </w:p>
-    <w:p>
-      <w:r>
-        <w:rPr>
-          <w:b/>
-          <w:sz w:val="21"/>
-        </w:rPr>
-        <w:t>Yannick Adeyemi-Cole, MD, Willowmere Neuroscience Center, Jackson, MS (RSM)</w:t>
-      </w:r>
-    </w:p>
-    <w:p>
-      <w:r>
-        <w:rPr>
-          <w:sz w:val="21"/>
-        </w:rPr>
-        <w:t>&gt; A rushed convo at the nurses' station, mostly logistics.</w:t>
-      </w:r>
-    </w:p>
-    <w:p>
-      <w:r>
-        <w:rPr>
-          <w:sz w:val="21"/>
-        </w:rPr>
-        <w:t>&gt; The new-pt backlog has stretched out since summer, which shapes how much time there is for anything else.</w:t>
+        <w:t>&gt; Asked whether I would be at the meeting later this year.</w:t>
       </w:r>
     </w:p>
     <w:p>
@@ -375,7 +303,7 @@
           <w:b/>
           <w:sz w:val="21"/>
         </w:rPr>
-        <w:t>Odalys Galbraith, MD, Bluestem Comprehensive Epilepsy Clinic, Missoula, MT (AR)</w:t>
+        <w:t>Darius Jarreau, MD, Sandhill Neuroscience Center, Scranton, PA (RSM)</w:t>
       </w:r>
     </w:p>
     <w:p>
@@ -383,7 +311,7 @@
         <w:rPr>
           <w:sz w:val="21"/>
         </w:rPr>
-        <w:t>&gt; A twenty-minute meeting in teh back office, first one this quarter.</w:t>
+        <w:t>&gt; Stopped by in corridor for a compressed convo.</w:t>
       </w:r>
     </w:p>
     <w:p>
@@ -391,7 +319,7 @@
         <w:rPr>
           <w:sz w:val="21"/>
         </w:rPr>
-        <w:t>&gt; Formulary placement was teh only product-adjacent topic, and only in general terms.</w:t>
+        <w:t>&gt; Most of the discussion was about the prior-authorization workflow, which has not settled.</w:t>
       </w:r>
     </w:p>
     <w:p>
@@ -399,7 +327,7 @@
         <w:rPr>
           <w:sz w:val="21"/>
         </w:rPr>
-        <w:t>&gt; Asked whether I had seen case series someone forwarded; I had not, adn offered nothing in return.</w:t>
+        <w:t>&gt; Noted that the appeals process is handled by one person here and that this is not specific to any one product.</w:t>
       </w:r>
     </w:p>
     <w:p>
@@ -407,7 +335,7 @@
         <w:rPr>
           <w:sz w:val="21"/>
         </w:rPr>
-        <w:t>&gt; Titration habits came up in general terms; no specifics were discussed adn none were offered.</w:t>
+        <w:t>&gt; The patient portal is being piloted this quarter, and that took up the first part of the convo.</w:t>
       </w:r>
     </w:p>
     <w:p>
@@ -423,7 +351,7 @@
           <w:b/>
           <w:sz w:val="21"/>
         </w:rPr>
-        <w:t>Saoirse Wycliffe, MD, Granite Bay Epilepsy Center, Bakersfield, CA (RSM)</w:t>
+        <w:t>Jaromir Steinmetz, MD, Windrow Neuroscience Center, Lakeland, FL (AR)</w:t>
       </w:r>
     </w:p>
     <w:p>
@@ -431,7 +359,7 @@
         <w:rPr>
           <w:sz w:val="21"/>
         </w:rPr>
-        <w:t>&gt; Stopped by between clinic blocks for a full conversation.</w:t>
+        <w:t>&gt; Stopped by in reading room for fragmented conversation.</w:t>
       </w:r>
     </w:p>
     <w:p>
@@ -439,7 +367,7 @@
         <w:rPr>
           <w:sz w:val="21"/>
         </w:rPr>
-        <w:t>&gt; Noted that formulary questions has improved somewhat and that this is not specific to any one product.</w:t>
+        <w:t>&gt; Asked whether I had seen a review that circulated on service; I had not, and offered nothing in return.</w:t>
       </w:r>
     </w:p>
     <w:p>
@@ -447,7 +375,7 @@
         <w:rPr>
           <w:sz w:val="21"/>
         </w:rPr>
-        <w:t>&gt; The phone triage line changed again last month, and that took up first part of conversation.</w:t>
+        <w:t>&gt; Asked whether I would be at the meeting later this year.</w:t>
       </w:r>
     </w:p>
     <w:p>
@@ -455,7 +383,15 @@
         <w:rPr>
           <w:sz w:val="21"/>
         </w:rPr>
-        <w:t>&gt; Described how long-standing pts is triaged now compared with before.</w:t>
+      </w:r>
+    </w:p>
+    <w:p>
+      <w:r>
+        <w:rPr>
+          <w:b/>
+          <w:sz w:val="21"/>
+        </w:rPr>
+        <w:t>Ulrike Abernathy, MD, Bayview Health Neurology, Bakersfield, CA (RSM)</w:t>
       </w:r>
     </w:p>
     <w:p>
@@ -463,7 +399,79 @@
         <w:rPr>
           <w:sz w:val="21"/>
         </w:rPr>
-        <w:t>&gt; The practice lost one of the nurse practitioners and has not backfilled, so the referral queue keeps slipping.</w:t>
+        <w:t>&gt; Described how the older half of the panel is triaged now compared with before.</w:t>
+      </w:r>
+    </w:p>
+    <w:p>
+      <w:r>
+        <w:rPr>
+          <w:sz w:val="21"/>
+        </w:rPr>
+        <w:t>&gt; Closed there — nothing actionable this visit.</w:t>
+      </w:r>
+    </w:p>
+    <w:p>
+      <w:r>
+        <w:rPr>
+          <w:sz w:val="21"/>
+        </w:rPr>
+        <w:t>&gt; Titration scheduling is handled by nursing staff, which the practice finds workable.</w:t>
+      </w:r>
+    </w:p>
+    <w:p>
+      <w:r>
+        <w:rPr>
+          <w:sz w:val="21"/>
+        </w:rPr>
+        <w:t>&gt; Referenced session summary from colleague in passing.</w:t>
+      </w:r>
+    </w:p>
+    <w:p>
+      <w:r>
+        <w:rPr>
+          <w:sz w:val="21"/>
+        </w:rPr>
+        <w:t>&gt; Formulary placement was only product-adjacent topic, and only in general terms.</w:t>
+      </w:r>
+    </w:p>
+    <w:p>
+      <w:r>
+        <w:rPr>
+          <w:sz w:val="21"/>
+        </w:rPr>
+      </w:r>
+    </w:p>
+    <w:p>
+      <w:r>
+        <w:rPr>
+          <w:b/>
+          <w:sz w:val="21"/>
+        </w:rPr>
+        <w:t>Tobias Norrington, MD, Marbury Neurological Care Center, Mobile, AL (RSM)</w:t>
+      </w:r>
+    </w:p>
+    <w:p>
+      <w:r>
+        <w:rPr>
+          <w:sz w:val="21"/>
+        </w:rPr>
+        <w:t>&gt; Stopped by in the shared office for fragmented convo.</w:t>
+      </w:r>
+    </w:p>
+    <w:p>
+      <w:r>
+        <w:rPr>
+          <w:sz w:val="21"/>
+        </w:rPr>
+        <w:t>&gt; Described the practice as early in its experience here, with nothing to report yet.</w:t>
+      </w:r>
+    </w:p>
+    <w:p>
+      <w:r>
+        <w:rPr>
+          <w:sz w:val="21"/>
+        </w:rPr>
+        <w:t>&gt; The travel schedule this year came up, and little else.</w:t>
       </w:r>
     </w:p>
     <w:p>
